--- a/ActividadesJAVA/out/production/ActividadesCirinoITL---Estructura-de-Datos/Entregables/Actividad_31/TABLA COMPARATIVA DE TIEMPOS.docx
+++ b/ActividadesJAVA/out/production/ActividadesCirinoITL---Estructura-de-Datos/Entregables/Actividad_31/TABLA COMPARATIVA DE TIEMPOS.docx
@@ -164,7 +164,10 @@
           </w:tcPr>
           <w:p>
             <w:r>
-              <w:t>1x</w:t>
+              <w:t xml:space="preserve">Numero de datos procesados: </w:t>
+            </w:r>
+            <w:r>
+              <w:t>1 x 10^11</w:t>
             </w:r>
           </w:p>
         </w:tc>
@@ -783,7 +786,6 @@
   <w:style w:type="character" w:default="1" w:styleId="DefaultParagraphFont">
     <w:name w:val="Default Paragraph Font"/>
     <w:uiPriority w:val="1"/>
-    <w:semiHidden/>
     <w:unhideWhenUsed/>
   </w:style>
   <w:style w:type="table" w:default="1" w:styleId="TableNormal">
